--- a/data/declaraciones/signed/OVEL030123EI7.docx
+++ b/data/declaraciones/signed/OVEL030123EI7.docx
@@ -4230,7 +4230,7 @@
         <w:rPr>
           <w:lang w:val="es-MX"/>
         </w:rPr>
-        <w:t xml:space="preserve">Elke Orth</w:t>
+        <w:t xml:space="preserve">Elke Orth Velasco</w:t>
       </w:r>
       <w:proofErr w:type="spellStart"/>
       <w:r>
@@ -4353,7 +4353,7 @@
         <w:rPr>
           <w:lang w:val="es-MX"/>
         </w:rPr>
-        <w:t xml:space="preserve">Fecha: 18 de junio de 2026</w:t>
+        <w:t xml:space="preserve">Fecha: 21 de julio de 2026</w:t>
       </w:r>
       <w:proofErr w:type="spellStart"/>
       <w:r>
